--- a/templates/W3-62-13C.docx
+++ b/templates/W3-62-13C.docx
@@ -219,7 +219,7 @@
         <w:rPr>
           <w:rFonts w:ascii="標楷體" w:eastAsia="標楷體" w:hAnsi="標楷體" w:hint="eastAsia"/>
         </w:rPr>
-        <w:t xml:space="preserve">                                                             □初檢  □複檢</w:t>
+        <w:t xml:space="preserve">                                                             {{FIRSTCK}}初檢  {{RECK}}複檢</w:t>
       </w:r>
     </w:p>
     <w:tbl>

--- a/templates/W3-62-13C.docx
+++ b/templates/W3-62-13C.docx
@@ -98,7 +98,7 @@
                 <w:sz w:val="28"/>
                 <w:szCs w:val="28"/>
               </w:rPr>
-              <w:t>□構造□變更</w:t>
+              <w:t>{{CKBOXU}}構造{{CKBOXM}}變更</w:t>
             </w:r>
           </w:p>
         </w:tc>
@@ -185,7 +185,7 @@
                 <w:sz w:val="28"/>
                 <w:szCs w:val="28"/>
               </w:rPr>
-              <w:t>□重新</w:t>
+              <w:t>{{CKBOXR}}重新</w:t>
             </w:r>
           </w:p>
         </w:tc>

--- a/templates/W3-62-13C.docx
+++ b/templates/W3-62-13C.docx
@@ -7816,7 +7816,7 @@
                 <w:rFonts w:ascii="標楷體" w:eastAsia="標楷體" w:hAnsi="標楷體" w:hint="eastAsia"/>
                 <w:sz w:val="20"/>
               </w:rPr>
-              <w:t>□</w:t>
+              <w:t>■</w:t>
             </w:r>
             <w:r>
               <w:rPr>

--- a/templates/W3-62-13C.docx
+++ b/templates/W3-62-13C.docx
@@ -52,7 +52,7 @@
                 <w:sz w:val="28"/>
                 <w:szCs w:val="28"/>
               </w:rPr>
-              <w:t xml:space="preserve">       (</w:t>
+              <w:t xml:space="preserve">       </w:t>
             </w:r>
             <w:r>
               <w:rPr>
@@ -71,7 +71,7 @@
                 <w:sz w:val="28"/>
                 <w:szCs w:val="28"/>
               </w:rPr>
-              <w:t xml:space="preserve">)    高壓氣體容器</w:t>
+              <w:t xml:space="preserve">    高壓氣體容器</w:t>
             </w:r>
           </w:p>
         </w:tc>

--- a/templates/W3-62-13C.docx
+++ b/templates/W3-62-13C.docx
@@ -8083,7 +8083,7 @@
                 <w:rFonts w:ascii="標楷體" w:eastAsia="標楷體" w:hAnsi="標楷體" w:hint="eastAsia"/>
                 <w:sz w:val="20"/>
               </w:rPr>
-              <w:t>□構造□變更□重新</w:t>
+              <w:t>{{CKBOXU2}}構造{{CKBOXM2}}變更{{CKBOXR2}}重新</w:t>
             </w:r>
             <w:r>
               <w:rPr>
